--- a/Volume 1/Chapter 02 - Language Fundamentals/SPA_Vol1_Ch2_Lesson2_15a_EXTENDED_Working_With_Host_and_Operating_System_Information.docx
+++ b/Volume 1/Chapter 02 - Language Fundamentals/SPA_Vol1_Ch2_Lesson2_15a_EXTENDED_Working_With_Host_and_Operating_System_Information.docx
@@ -828,7 +828,6 @@
     <w:p>
       <w:pPr>
         <w:pStyle w:val="CommandBlock"/>
-        <w:keepNext/>
       </w:pPr>
       <w:r>
         <w:t xml:space="preserve">    Out-Null</w:t>
@@ -836,42 +835,136 @@
     </w:p>
     <w:p>
       <w:pPr>
+        <w:keepNext/>
+      </w:pPr>
+    </w:p>
+    <w:p>
+      <w:pPr>
+        <w:keepNext/>
+      </w:pPr>
+      <w:r>
+        <w:t>Next, let the tools create the Rust and Solidity projects: cargo init writes Cargo.toml, Remove-Item deletes the starter main.rs because the programs are in src\bin, and forge init --empty makes the Foundry project.</w:t>
+      </w:r>
+    </w:p>
+    <w:p>
+      <w:pPr>
+        <w:keepNext/>
+      </w:pPr>
+    </w:p>
+    <w:p>
+      <w:pPr>
         <w:pStyle w:val="CommandBlock"/>
         <w:keepNext/>
       </w:pPr>
       <w:r>
-        <w:t>New-Item -ItemType Directory -Force `</w:t>
+        <w:t>cargo init .\rust --name host_info --vcs none</w:t>
       </w:r>
     </w:p>
     <w:p>
       <w:pPr>
         <w:pStyle w:val="CommandBlock"/>
-      </w:pPr>
-      <w:r>
-        <w:t xml:space="preserve">    "$HOME\spa\lesson-2.15-extended\solidity\script" | Out-Null</w:t>
-      </w:r>
-    </w:p>
-    <w:p>
-      <w:pPr>
-        <w:keepNext/>
-      </w:pPr>
-    </w:p>
-    <w:p>
-      <w:pPr>
-        <w:keepNext/>
-      </w:pPr>
-      <w:r>
-        <w:t>Save each file from this lesson into the matching path in the project layout. As in Chapter 1, notepad .\assembly\windows\basic_host_info.asm creates and opens one: choose Yes, type the file, save it with Ctrl+S, and close Notepad. Then install forge-std, Foundry's standard library, into the Solidity project. Linux Assembly runs in WSL or on a Linux computer.</w:t>
-      </w:r>
-    </w:p>
-    <w:p>
-      <w:pPr>
-        <w:keepNext/>
-      </w:pPr>
+        <w:keepNext/>
+      </w:pPr>
+      <w:r>
+        <w:t>Remove-Item .\rust\src\main.rs</w:t>
+      </w:r>
     </w:p>
     <w:p>
       <w:pPr>
         <w:pStyle w:val="CommandBlock"/>
+      </w:pPr>
+      <w:r>
+        <w:t>forge init .\solidity --empty --no-git --offline</w:t>
+      </w:r>
+    </w:p>
+    <w:p>
+      <w:pPr>
+        <w:keepNext/>
+      </w:pPr>
+    </w:p>
+    <w:p>
+      <w:r>
+        <w:t>Then replace the foundry.toml that forge init wrote with this lesson's settings. notepad .\solidity\foundry.toml opens it: select everything with Ctrl+A, type the file below in its place, save it with Ctrl+S, and close Notepad.</w:t>
+      </w:r>
+    </w:p>
+    <w:p>
+      <w:pPr>
+        <w:keepNext/>
+      </w:pPr>
+    </w:p>
+    <w:p>
+      <w:pPr>
+        <w:pStyle w:val="Heading3"/>
+      </w:pPr>
+      <w:r>
+        <w:t>solidity/foundry.toml</w:t>
+      </w:r>
+    </w:p>
+    <w:p>
+      <w:pPr>
+        <w:pStyle w:val="SourceCode"/>
+        <w:keepNext/>
+      </w:pPr>
+      <w:r>
+        <w:t>[profile.default]</w:t>
+      </w:r>
+    </w:p>
+    <w:p>
+      <w:pPr>
+        <w:pStyle w:val="SourceCode"/>
+        <w:keepNext/>
+      </w:pPr>
+      <w:r>
+        <w:t># The scripts in script/ are the only Solidity sources in this project.</w:t>
+      </w:r>
+    </w:p>
+    <w:p>
+      <w:pPr>
+        <w:pStyle w:val="SourceCode"/>
+        <w:keepNext/>
+      </w:pPr>
+      <w:r>
+        <w:t>src = "script"</w:t>
+      </w:r>
+    </w:p>
+    <w:p>
+      <w:pPr>
+        <w:pStyle w:val="SourceCode"/>
+        <w:keepNext/>
+      </w:pPr>
+      <w:r>
+        <w:t># forge install puts forge-std in lib/.</w:t>
+      </w:r>
+    </w:p>
+    <w:p>
+      <w:pPr>
+        <w:pStyle w:val="SourceCode"/>
+      </w:pPr>
+      <w:r>
+        <w:t>libs = ["lib"]</w:t>
+      </w:r>
+    </w:p>
+    <w:p>
+      <w:pPr>
+        <w:keepNext/>
+      </w:pPr>
+    </w:p>
+    <w:p>
+      <w:pPr>
+        <w:keepNext/>
+      </w:pPr>
+      <w:r>
+        <w:t>Then install forge-std, Foundry's standard library, into the Solidity project.</w:t>
+      </w:r>
+    </w:p>
+    <w:p>
+      <w:pPr>
+        <w:keepNext/>
+      </w:pPr>
+    </w:p>
+    <w:p>
+      <w:pPr>
+        <w:pStyle w:val="CommandBlock"/>
         <w:keepNext/>
       </w:pPr>
       <w:r>
@@ -901,6 +994,16 @@
       </w:pPr>
     </w:p>
     <w:p>
+      <w:r>
+        <w:t>You save each source file in its language's section below, as each is shown. As in Chapter 1, notepad .\assembly\windows\basic_host_info.asm creates and opens one: choose Yes, type the file, save it with Ctrl+S, and close Notepad. Linux Assembly runs in WSL or on a Linux computer.</w:t>
+      </w:r>
+    </w:p>
+    <w:p>
+      <w:pPr>
+        <w:keepNext/>
+      </w:pPr>
+    </w:p>
+    <w:p>
       <w:pPr>
         <w:keepNext/>
       </w:pPr>
@@ -941,7 +1044,7 @@
         <w:keepNext/>
       </w:pPr>
       <w:r>
-        <w:t>mkdir -p "$HOME/spa/lesson-2.15-extended/"{rust/src/bin,erlang,solidity/script}</w:t>
+        <w:t>mkdir -p "$HOME/spa/lesson-2.15-extended/"{rust/src/bin,erlang}</w:t>
       </w:r>
     </w:p>
     <w:p>
@@ -962,7 +1065,7 @@
         <w:keepNext/>
       </w:pPr>
       <w:r>
-        <w:t>Save each file from this lesson into the matching path in the project layout. As in Chapter 1, nano ./assembly/linux/basic_host_info.asm creates and opens one: type the file, then save and close it with Ctrl+O, Enter, then Ctrl+X. Then install forge-std.</w:t>
+        <w:t>Then create the Rust and Solidity projects with the same commands as on Windows; rm deletes the starter main.rs.</w:t>
       </w:r>
     </w:p>
     <w:p>
@@ -973,6 +1076,50 @@
     <w:p>
       <w:pPr>
         <w:pStyle w:val="CommandBlock"/>
+        <w:keepNext/>
+      </w:pPr>
+      <w:r>
+        <w:t>cargo init ./rust --name host_info --vcs none</w:t>
+      </w:r>
+    </w:p>
+    <w:p>
+      <w:pPr>
+        <w:pStyle w:val="CommandBlock"/>
+        <w:keepNext/>
+      </w:pPr>
+      <w:r>
+        <w:t>rm ./rust/src/main.rs</w:t>
+      </w:r>
+    </w:p>
+    <w:p>
+      <w:pPr>
+        <w:pStyle w:val="CommandBlock"/>
+      </w:pPr>
+      <w:r>
+        <w:t>forge init ./solidity --empty --no-git --offline</w:t>
+      </w:r>
+    </w:p>
+    <w:p>
+      <w:pPr>
+        <w:keepNext/>
+      </w:pPr>
+    </w:p>
+    <w:p>
+      <w:pPr>
+        <w:keepNext/>
+      </w:pPr>
+      <w:r>
+        <w:t>Replace solidity/foundry.toml with the file shown in the Windows setup; nano ./solidity/foundry.toml opens it. Then install forge-std.</w:t>
+      </w:r>
+    </w:p>
+    <w:p>
+      <w:pPr>
+        <w:keepNext/>
+      </w:pPr>
+    </w:p>
+    <w:p>
+      <w:pPr>
+        <w:pStyle w:val="CommandBlock"/>
       </w:pPr>
       <w:r>
         <w:t>(cd ./solidity &amp;&amp; forge install foundry-rs/forge-std@v1.16.2 --no-git)</w:t>
@@ -984,6 +1131,16 @@
       </w:pPr>
     </w:p>
     <w:p>
+      <w:r>
+        <w:t>You save each source file in its language's section below, as each is shown. As in Chapter 1, nano ./assembly/linux/basic_host_info.asm creates and opens one: type the file, then save and close it with Ctrl+O, Enter, then Ctrl+X.</w:t>
+      </w:r>
+    </w:p>
+    <w:p>
+      <w:pPr>
+        <w:keepNext/>
+      </w:pPr>
+    </w:p>
+    <w:p>
       <w:pPr>
         <w:keepNext/>
       </w:pPr>
@@ -21940,7 +22097,7 @@
     </w:p>
     <w:p>
       <w:r>
-        <w:t>Cargo.toml names this lesson's package, host_info, and its two programs. foundry.toml is the same as in Lesson 2.14a.</w:t>
+        <w:t>This is the Cargo.toml that cargo init wrote, shown here so you can check yours. The [package] lines match; yours also ends with an empty [dependencies] heading, and the lines that start with # are notes for you, not something cargo writes.</w:t>
       </w:r>
     </w:p>
     <w:p>
@@ -22018,68 +22175,6 @@
       </w:pPr>
       <w:r>
         <w:t># host_info.</w:t>
-      </w:r>
-    </w:p>
-    <w:p>
-      <w:pPr>
-        <w:keepNext/>
-      </w:pPr>
-    </w:p>
-    <w:p>
-      <w:pPr>
-        <w:keepNext/>
-      </w:pPr>
-    </w:p>
-    <w:p>
-      <w:pPr>
-        <w:pStyle w:val="Heading2"/>
-      </w:pPr>
-      <w:r>
-        <w:t>solidity/foundry.toml</w:t>
-      </w:r>
-    </w:p>
-    <w:p>
-      <w:pPr>
-        <w:pStyle w:val="SourceCode"/>
-        <w:keepNext/>
-      </w:pPr>
-      <w:r>
-        <w:t>[profile.default]</w:t>
-      </w:r>
-    </w:p>
-    <w:p>
-      <w:pPr>
-        <w:pStyle w:val="SourceCode"/>
-        <w:keepNext/>
-      </w:pPr>
-      <w:r>
-        <w:t># The scripts in script/ are the only Solidity sources in this project.</w:t>
-      </w:r>
-    </w:p>
-    <w:p>
-      <w:pPr>
-        <w:pStyle w:val="SourceCode"/>
-        <w:keepNext/>
-      </w:pPr>
-      <w:r>
-        <w:t>src = "script"</w:t>
-      </w:r>
-    </w:p>
-    <w:p>
-      <w:pPr>
-        <w:pStyle w:val="SourceCode"/>
-        <w:keepNext/>
-      </w:pPr>
-      <w:r>
-        <w:t># forge install puts forge-std in lib/.</w:t>
-      </w:r>
-    </w:p>
-    <w:p>
-      <w:pPr>
-        <w:pStyle w:val="SourceCode"/>
-      </w:pPr>
-      <w:r>
-        <w:t>libs = ["lib"]</w:t>
       </w:r>
     </w:p>
     <w:p>
@@ -23487,31 +23582,31 @@
       </w:rPr>
     </w:lvl>
   </w:abstractNum>
-  <w:num w:numId="1" w16cid:durableId="2004428925">
+  <w:num w:numId="1" w16cid:durableId="1389644000">
     <w:abstractNumId w:val="8"/>
   </w:num>
-  <w:num w:numId="2" w16cid:durableId="1430348839">
+  <w:num w:numId="2" w16cid:durableId="976109989">
     <w:abstractNumId w:val="6"/>
   </w:num>
-  <w:num w:numId="3" w16cid:durableId="953053555">
+  <w:num w:numId="3" w16cid:durableId="978606484">
     <w:abstractNumId w:val="5"/>
   </w:num>
-  <w:num w:numId="4" w16cid:durableId="1467578723">
+  <w:num w:numId="4" w16cid:durableId="2089181971">
     <w:abstractNumId w:val="4"/>
   </w:num>
-  <w:num w:numId="5" w16cid:durableId="1892422130">
+  <w:num w:numId="5" w16cid:durableId="1690376946">
     <w:abstractNumId w:val="7"/>
   </w:num>
-  <w:num w:numId="6" w16cid:durableId="1880973603">
+  <w:num w:numId="6" w16cid:durableId="1579289170">
     <w:abstractNumId w:val="3"/>
   </w:num>
-  <w:num w:numId="7" w16cid:durableId="1858349749">
+  <w:num w:numId="7" w16cid:durableId="1837303609">
     <w:abstractNumId w:val="2"/>
   </w:num>
-  <w:num w:numId="8" w16cid:durableId="1556576237">
+  <w:num w:numId="8" w16cid:durableId="1854882163">
     <w:abstractNumId w:val="1"/>
   </w:num>
-  <w:num w:numId="9" w16cid:durableId="1832283714">
+  <w:num w:numId="9" w16cid:durableId="63265393">
     <w:abstractNumId w:val="0"/>
   </w:num>
 </w:numbering>

--- a/Volume 1/Chapter 02 - Language Fundamentals/SPA_Vol1_Ch2_Lesson2_15a_EXTENDED_Working_With_Host_and_Operating_System_Information.docx
+++ b/Volume 1/Chapter 02 - Language Fundamentals/SPA_Vol1_Ch2_Lesson2_15a_EXTENDED_Working_With_Host_and_Operating_System_Information.docx
@@ -95,10 +95,7 @@
     </w:p>
     <w:p>
       <w:r>
-        <w:t>Lesson 2.15 explains why tools need the facts of the machine they run on, why a fact that cannot be read is reported honestly, and how a host is renamed safely with the system's own commands. These four languages show how far each one reaches toward the operating system. Assembly calls the system's functions directly and reads every fact from the records they fill. Rust and Erlang read only a few facts from their standard libraries. Solidity reads none: a contract has no host at all. Read Lesson 2.15 first;</w:t>
-      </w:r>
-      <w:r>
-        <w:t xml:space="preserve"> this companion builds on it, and its Renaming the Host With the Program and If a Rename Goes Wrong sections apply here unchanged.</w:t>
+        <w:t>Lesson 2.15 explains why tools need the facts of the machine they run on, why a fact that cannot be read is reported honestly, and how a host is renamed safely with the system's own commands. These four languages show how far each one reaches toward the operating system. Assembly calls the system's functions directly and reads every fact from the records they fill. Rust and Erlang read only a few facts from their standard libraries. Solidity reads none: a contract has no host at all. Read Lesson 2.15 first; this companion builds on it, and its Renaming the Host With the Program and If a Rename Goes Wrong sections apply here unchanged.</w:t>
       </w:r>
     </w:p>
     <w:p>
@@ -1449,10 +1446,7 @@
         <w:keepNext/>
       </w:pPr>
       <w:r>
-        <w:t xml:space="preserve">Open an Administrator PowerShell: in your PowerShell, run Start-Process powershell -Verb RunAs (or right-click Windows PowerShell and choose Run as administrator). Windows shows its User Account Control box, as in Lesson 1.1; check the Verified publisher reads Microsoft Windows and choose Yes. Move to the lesson folder in your course folder and run the program: type yes to record and rename, then restart Windows. Run it again after the restart and type yes to restore; restart once more; run it a third time </w:t>
-      </w:r>
-      <w:r>
-        <w:t>and type yes, and it prints Verified: the original host name is active and Removed: spa-original-hostname.txt.</w:t>
+        <w:t>Open an Administrator PowerShell: in your PowerShell, run Start-Process powershell -Verb RunAs (or right-click Windows PowerShell and choose Run as administrator). Windows shows its User Account Control box, as in Lesson 1.1; check the Verified publisher reads Microsoft Windows and choose Yes. Move to the lesson folder in your course folder and run the program: type yes to record and rename, then restart Windows. Run it again after the restart and type yes to restore; restart once more; run it a third time and type yes, and it prints Verified: the original host name is active and Removed: spa-original-hostname.txt.</w:t>
       </w:r>
     </w:p>
     <w:p>
@@ -1554,10 +1548,7 @@
     </w:p>
     <w:p>
       <w:r>
-        <w:t>Assembly has no host tools of its own, so it calls the same system functions as the C version of Lesson 2.15. On Windows, these are GetComputerNameExA, GetSystemInfo, GlobalMemoryStatusEx, and GetDiskFreeSpaceExA, from kernel32, the Windows system library gcc links into every program; each returns 0 in eax when it fails. On Linux, they are gethostname, sysconf, and statvfs from the C library. Several of them fill a record in memory, and the program reads each field at its offset, named with equ, as in Lesso</w:t>
-      </w:r>
-      <w:r>
-        <w:t>n 2.9a.</w:t>
+        <w:t>Assembly has no host tools of its own, so it calls the same system functions as the C version of Lesson 2.15. On Windows, these are GetComputerNameExA, GetSystemInfo, GlobalMemoryStatusEx, and GetDiskFreeSpaceExA, from kernel32, the Windows system library gcc links into every program; each returns 0 in eax when it fails. On Linux, they are gethostname, sysconf, and statvfs from the C library. Several of them fill a record in memory, and the program reads each field at its offset, named with equ, as in Lesson 2.9a.</w:t>
       </w:r>
     </w:p>
     <w:p>
@@ -4681,13 +4672,7 @@
     </w:p>
     <w:p>
       <w:r>
-        <w:t>The production-minded version prints the same facts. It is also Lesson 2.15's rename utility, written with the same system functions. The proposed name, its limit, NAME_LIMIT, and the record file are named once. main makes every lookup before it prints anything and checks each return code: on a failure, rcx (rdi on Linux) gets the Error line, and .fail calls report_failure, which writes it on stderr, and returns 1, as in Lesson 2.11a. Then main tries to open spa-original-hostname.txt. With no record, it pri</w:t>
-      </w:r>
-      <w:r>
-        <w:t>nts the Rename Plan with Standard original name from is_standard_name and, for a usable name, asks you to type yes through read_answer; on yes it checks IsUserAnAdmin (geteuid on Linux), writes the record with fopen, fprintf, and fclose, and renames with SetComputerNameExA (set_host_name runs hostnamectl on Linux). With a record, .restore prints the Restore Plan, asks again, sets the recorded name, calls pending_name_is, which reads the name waiting for the restart from the registry with RegGetValueA (on Li</w:t>
-      </w:r>
-      <w:r>
-        <w:t>nux, the name in use), and removes the record with remove once the recorded name is both pending and in use. After the rename, too, pending_name_is must confirm the new name before the program prints Pending host name.</w:t>
+        <w:t>The production-minded version prints the same facts. It is also Lesson 2.15's rename utility, written with the same system functions. The proposed name, its limit, NAME_LIMIT, and the record file are named once. main makes every lookup before it prints anything and checks each return code: on a failure, rcx (rdi on Linux) gets the Error line, and .fail calls report_failure, which writes it on stderr, and returns 1, as in Lesson 2.11a. Then main tries to open spa-original-hostname.txt. With no record, it prints the Rename Plan with Standard original name from is_standard_name and, for a usable name, asks you to type yes through read_answer; on yes it checks IsUserAnAdmin (geteuid on Linux), writes the record with fopen, fprintf, and fclose, and renames with SetComputerNameExA (set_host_name runs hostnamectl on Linux). With a record, .restore prints the Restore Plan, asks again, sets the recorded name, calls pending_name_is, which reads the name waiting for the restart from the registry with RegGetValueA (on Linux, the name in use), and removes the record with remove once the recorded name is both pending and in use. After the rename, too, pending_name_is must confirm the new name before the program prints Pending host name.</w:t>
       </w:r>
     </w:p>
     <w:p>
@@ -15036,10 +15021,7 @@
         <w:keepNext/>
       </w:pPr>
       <w:r>
-        <w:t>The Windows program shows these lines; the Linux program prints Operating system: Linux instead of Windows, with Linux's own values. Your screen must show these lines, with the same spelling, spacing, and capitalization. The host name, CPU, memory, and disk lines show this sample computer's values, WORKSTATION-07 with 8 CPUs; your screen shows your own computer's values. At the prompt, type no and press Enter. After the run, $LASTEXITCODE (echo $? on Linux) prints the exit code: 0. The lines are the Basic v</w:t>
-      </w:r>
-      <w:r>
-        <w:t>ersion's plus two: Standard original name, and the prompt with your answer.</w:t>
+        <w:t>The Windows program shows these lines; the Linux program prints Operating system: Linux instead of Windows, with Linux's own values. Your screen must show these lines, with the same spelling, spacing, and capitalization. The host name, CPU, memory, and disk lines show this sample computer's values, WORKSTATION-07 with 8 CPUs; your screen shows your own computer's values. At the prompt, type no and press Enter. After the run, $LASTEXITCODE (echo $? on Linux) prints the exit code: 0. The lines are the Basic version's plus two: Standard original name, and the prompt with your answer.</w:t>
       </w:r>
     </w:p>
     <w:p>
@@ -15299,10 +15281,7 @@
     </w:p>
     <w:p>
       <w:r>
-        <w:t>Both versions read the same host facts, print not available for any the program cannot read, and check the proposed name. The Basic version writes each step out in main and changes nothing. The Production-Minded version names the proposed name and its limit once, and makes and checks every lookup before it prints anything, the way Lesson 2.11a taught. It is also the rename utility: it renames only after you type yes with administrator rights, records the original first, checks the pending name after every c</w:t>
-      </w:r>
-      <w:r>
-        <w:t>hange, and restores the original on a later run.</w:t>
+        <w:t>Both versions read the same host facts, print not available for any the program cannot read, and check the proposed name. The Basic version writes each step out in main and changes nothing. The Production-Minded version names the proposed name and its limit once, and makes and checks every lookup before it prints anything, the way Lesson 2.11a taught. It is also the rename utility: it renames only after you type yes with administrator rights, records the original first, checks the pending name after every change, and restores the original on a later run.</w:t>
       </w:r>
     </w:p>
     <w:p>
@@ -16970,10 +16949,7 @@
     </w:p>
     <w:p>
       <w:r>
-        <w:t>Erlang reads the host name with inet:gethostname, which always returns {ok, Name}: its documentation says it never fails. It names the system with os:type, which returns a tuple such as {win32, nt} or {unix, linux}, and counts the CPUs with erlang:system_info(logical_processors), which returns a number or the atom unknown. Its standard modules have no simple function for the memory or disk sizes: the os_mon application can measure them, but it starts background services of its own, which this lesson does no</w:t>
-      </w:r>
-      <w:r>
-        <w:t>t need, so the Erlang programs print not available for those lines.</w:t>
+        <w:t>Erlang reads the host name with inet:gethostname, which always returns {ok, Name}: its documentation says it never fails. It names the system with os:type, which returns a tuple such as {win32, nt} or {unix, linux}, and counts the CPUs with erlang:system_info(logical_processors), which returns a number or the atom unknown. Its standard modules have no simple function for the memory or disk sizes: the os_mon application can measure them, but it starts background services of its own, which this lesson does not need, so the Erlang programs print not available for those lines.</w:t>
       </w:r>
     </w:p>
     <w:p>
@@ -17851,13 +17827,7 @@
     </w:p>
     <w:p>
       <w:r>
-        <w:t>The production-minded version prints the same facts. It is also Lesson 2.15's rename utility. The proposed name, its limit, and the record file are named once in -define macros, and os_family returns the family. main matches inet:gethostname's {ok, Name}, the only shape it returns, and checks the CPU count's number or unknown before it prints anything. Then file:read_file looks for spa-original-hostname.txt: with none, plan_rename prints the Rename Plan with Standard original name from is_standard_name and,</w:t>
-      </w:r>
-      <w:r>
-        <w:t xml:space="preserve"> for a usable name, rename_host asks you to type yes, checks is_administrator, writes the record with file:write_file, and calls set_host_name; with a record, restore_host prints the Restore Plan, asks again, sets the recorded name, checks with pending_name_is, which reads the registry's pending names through PowerShell (on Linux, the name in use), and removes the record with file:delete once the recorded name is both pending and in use; pending_name_is also confirms the new name after the rename. On a fail</w:t>
-      </w:r>
-      <w:r>
-        <w:t>ure, fail prints one Error line on stderr and calls init:stop(1), as in Lesson 2.11a. Remember, init:stop(1) lets every printed line reach the screen before exit code 1, so fail is always the last thing done.</w:t>
+        <w:t>The production-minded version prints the same facts. It is also Lesson 2.15's rename utility. The proposed name, its limit, and the record file are named once in -define macros, and os_family returns the family. main matches inet:gethostname's {ok, Name}, the only shape it returns, and checks the CPU count's number or unknown before it prints anything. Then file:read_file looks for spa-original-hostname.txt: with none, plan_rename prints the Rename Plan with Standard original name from is_standard_name and, for a usable name, rename_host asks you to type yes, checks is_administrator, writes the record with file:write_file, and calls set_host_name; with a record, restore_host prints the Restore Plan, asks again, sets the recorded name, checks with pending_name_is, which reads the registry's pending names through PowerShell (on Linux, the name in use), and removes the record with file:delete once the recorded name is both pending and in use; pending_name_is also confirms the new name after the rename. On a failure, fail prints one Error line on stderr and calls init:stop(1), as in Lesson 2.11a. Remember, init:stop(1) lets every printed line reach the screen before exit code 1, so fail is always the last thing done.</w:t>
       </w:r>
     </w:p>
     <w:p>
@@ -20649,10 +20619,7 @@
     </w:p>
     <w:p>
       <w:r>
-        <w:t>Both versions read the same host facts, print not available for any the program cannot read, and check the proposed name. The Basic version writes each step out in main and changes nothing. The Production-Minded version names the proposed name and its limit once, puts the family in os_family, and checks the CPU count before it prints anything, the way Lesson 2.11a taught. It is also the rename utility: it renames only after you type yes with administrator rights, records the original first, checks the pendi</w:t>
-      </w:r>
-      <w:r>
-        <w:t>ng name after every change, and restores the original on a later run.</w:t>
+        <w:t>Both versions read the same host facts, print not available for any the program cannot read, and check the proposed name. The Basic version writes each step out in main and changes nothing. The Production-Minded version names the proposed name and its limit once, puts the family in os_family, and checks the CPU count before it prints anything, the way Lesson 2.11a taught. It is also the rename utility: it renames only after you type yes with administrator rights, records the original first, checks the pending name after every change, and restores the original on a later run.</w:t>
       </w:r>
     </w:p>
     <w:p>
@@ -20680,10 +20647,7 @@
     </w:p>
     <w:p>
       <w:r>
-        <w:t>A contract has no host. On a real chain, the same contract runs on thousands of computers, and every one of them must reach exactly the same result, so Solidity gives a contract no way to ask which machine it is on, how many CPUs it has, or how much memory. Foundry's cheatcodes add no host facts either. vm.ffi could run the hostname command, but it runs any command at all, so Foundry keeps it switched off, and this lesson leaves it off. The script therefore prints not available for every fact, and unknown f</w:t>
-      </w:r>
-      <w:r>
-        <w:t>or the name comparison.</w:t>
+        <w:t>A contract has no host. On a real chain, the same contract runs on thousands of computers, and every one of them must reach exactly the same result, so Solidity gives a contract no way to ask which machine it is on, how many CPUs it has, or how much memory. Foundry's cheatcodes add no host facts either. vm.ffi could run the hostname command, but it runs any command at all, so Foundry keeps it switched off, and this lesson leaves it off. The script therefore prints not available for every fact, and unknown for the name comparison.</w:t>
       </w:r>
     </w:p>
     <w:p>
@@ -22392,10 +22356,7 @@
         <w:keepNext/>
       </w:pPr>
       <w:r>
-        <w:t>The Production-Minded program shows these lines when you type no at its prompt, and ends with exit code 0; the Basic program shows them without Standard original name and the prompt. The host name, CPU, memory, and disk lines show this sample computer's values, WORKSTATION-07 with 8 CPUs; your screen shows your own computer's values. These are the Windows Assembly program's lines; each language's section shows its own not available lines, the Linux Assembly program prints Operating system: Linux, and Rust a</w:t>
-      </w:r>
-      <w:r>
-        <w:t>nd Solidity, which offer no rename, print neither extra line.</w:t>
+        <w:t>The Production-Minded program shows these lines when you type no at its prompt, and ends with exit code 0; the Basic program shows them without Standard original name and the prompt. The host name, CPU, memory, and disk lines show this sample computer's values, WORKSTATION-07 with 8 CPUs; your screen shows your own computer's values. These are the Windows Assembly program's lines; each language's section shows its own not available lines, the Linux Assembly program prints Operating system: Linux, and Rust and Solidity, which offer no rename, print neither extra line.</w:t>
       </w:r>
     </w:p>
     <w:p>
@@ -23393,10 +23354,7 @@
     </w:p>
     <w:p>
       <w:r>
-        <w:t>Assembly reached every host fact by calling the system's own functions and reading the records they fill, exactly as C does underneath. Rust and Erlang read only what their standard libraries offer and printed not available for the rest, and Solidity, whose contracts must reach the same result on every computer, read nothing at all. The Assembly and Erlang programs became Lesson 2.15's rename utility, changing nothing without your yes and restoring from their record, while Rust and Solidity, which cannot re</w:t>
-      </w:r>
-      <w:r>
-        <w:t>cord the original, stopped at the plan and said unknown instead of guessing. Lesson 2.16a turns to network adapters: reading their addresses with the same careful workflow.</w:t>
+        <w:t>Assembly reached every host fact by calling the system's own functions and reading the records they fill, exactly as C does underneath. Rust and Erlang read only what their standard libraries offer and printed not available for the rest, and Solidity, whose contracts must reach the same result on every computer, read nothing at all. The Assembly and Erlang programs became Lesson 2.15's rename utility, changing nothing without your yes and restoring from their record, while Rust and Solidity, which cannot record the original, stopped at the plan and said unknown instead of guessing. Lesson 2.16a turns to network adapters: reading their addresses with the same careful workflow.</w:t>
       </w:r>
     </w:p>
     <w:sectPr>

--- a/Volume 1/Chapter 02 - Language Fundamentals/SPA_Vol1_Ch2_Lesson2_15a_EXTENDED_Working_With_Host_and_Operating_System_Information.docx
+++ b/Volume 1/Chapter 02 - Language Fundamentals/SPA_Vol1_Ch2_Lesson2_15a_EXTENDED_Working_With_Host_and_Operating_System_Information.docx
@@ -95,7 +95,10 @@
     </w:p>
     <w:p>
       <w:r>
-        <w:t>Lesson 2.15 explains why tools need the facts of the machine they run on, why a fact that cannot be read is reported honestly, and how a host is renamed safely with the system's own commands. These four languages show how far each one reaches toward the operating system. Assembly calls the system's functions directly and reads every fact from the records they fill. Rust and Erlang read only a few facts from their standard libraries. Solidity reads none: a contract has no host at all. Read Lesson 2.15 first; this companion builds on it, and its Renaming the Host With the Program and If a Rename Goes Wrong sections apply here unchanged.</w:t>
+        <w:t>Lesson 2.15 explains why tools need the facts of the machine they run on, why a fact that cannot be read is reported honestly, and how a host is renamed safely with the system's own commands. These four languages show how far each one reaches toward the operating system. Assembly calls the system's functions directly and reads every fact from the records they fill. Rust and Erlang read only a few facts from their standard libraries. Solidity reads none: a contract has no host at all. Read Lesson 2.15 first;</w:t>
+      </w:r>
+      <w:r>
+        <w:t xml:space="preserve"> this companion builds on it, and its Renaming the Host With the Program and If a Rename Goes Wrong sections apply here unchanged.</w:t>
       </w:r>
     </w:p>
     <w:p>
@@ -528,6 +531,7 @@
         <w:pStyle w:val="ListBullet"/>
       </w:pPr>
       <w:r>
+        <w:lastRenderedPageBreak/>
         <w:t>The Production-Minded version names the proposed name and its limit once and checks every lookup that can fail before any line prints, as Lesson 2.11a did.</w:t>
       </w:r>
     </w:p>
@@ -903,7 +907,7 @@
         <w:keepNext/>
       </w:pPr>
       <w:r>
-        <w:t>[profile.default]</w:t>
+        <w:t>[profile.default]  # Remember, the settings forge uses by default.</w:t>
       </w:r>
     </w:p>
     <w:p>
@@ -1155,7 +1159,11 @@
         <w:pStyle w:val="ListBullet"/>
       </w:pPr>
       <w:r>
-        <w:t>What changes: nothing, unless you type yes. Every Basic program, every Host Facts command, the Rust and Solidity programs, and every Production-Minded run you answer no only read. Typing yes to the Assembly or Erlang Production-Minded program, with administrator rights, renames your computer until the program restores the recorded name.</w:t>
+        <w:t xml:space="preserve">What changes: nothing, unless you type yes. Every Basic program, every Host Facts command, the Rust and Solidity programs, and every Production-Minded run you answer no only read. Typing yes to the Assembly </w:t>
+      </w:r>
+      <w:r>
+        <w:lastRenderedPageBreak/>
+        <w:t>or Erlang Production-Minded program, with administrator rights, renames your computer until the program restores the recorded name.</w:t>
       </w:r>
     </w:p>
     <w:p>
@@ -1446,7 +1454,10 @@
         <w:keepNext/>
       </w:pPr>
       <w:r>
-        <w:t>Open an Administrator PowerShell: in your PowerShell, run Start-Process powershell -Verb RunAs (or right-click Windows PowerShell and choose Run as administrator). Windows shows its User Account Control box, as in Lesson 1.1; check the Verified publisher reads Microsoft Windows and choose Yes. Move to the lesson folder in your course folder and run the program: type yes to record and rename, then restart Windows. Run it again after the restart and type yes to restore; restart once more; run it a third time and type yes, and it prints Verified: the original host name is active and Removed: spa-original-hostname.txt.</w:t>
+        <w:t xml:space="preserve">Open an Administrator PowerShell: in your PowerShell, run Start-Process powershell -Verb RunAs (or right-click Windows PowerShell and choose Run as administrator). Windows shows its User Account Control box, as in Lesson 1.1; check the Verified publisher reads Microsoft Windows and choose Yes. Move to the lesson folder in your course folder and run the program: type yes to record and rename, then restart Windows. Run it again after the restart and type yes to restore; restart once more; run it a third time </w:t>
+      </w:r>
+      <w:r>
+        <w:t>and type yes, and it prints Verified: the original host name is active and Removed: spa-original-hostname.txt.</w:t>
       </w:r>
     </w:p>
     <w:p>
@@ -1548,7 +1559,10 @@
     </w:p>
     <w:p>
       <w:r>
-        <w:t>Assembly has no host tools of its own, so it calls the same system functions as the C version of Lesson 2.15. On Windows, these are GetComputerNameExA, GetSystemInfo, GlobalMemoryStatusEx, and GetDiskFreeSpaceExA, from kernel32, the Windows system library gcc links into every program; each returns 0 in eax when it fails. On Linux, they are gethostname, sysconf, and statvfs from the C library. Several of them fill a record in memory, and the program reads each field at its offset, named with equ, as in Lesson 2.9a.</w:t>
+        <w:t>Assembly has no host tools of its own, so it calls the same system functions as the C version of Lesson 2.15. On Windows, these are GetComputerNameExA, GetSystemInfo, GlobalMemoryStatusEx, and GetDiskFreeSpaceExA, from kernel32, the Windows system library gcc links into every program; each returns 0 in eax when it fails. On Linux, they are gethostname, sysconf, and statvfs from the C library. Several of them fill a record in memory, and the program reads each field at its offset, named with equ, as in Lesso</w:t>
+      </w:r>
+      <w:r>
+        <w:t>n 2.9a.</w:t>
       </w:r>
     </w:p>
     <w:p>
@@ -1806,6 +1820,9 @@
       <w:pPr>
         <w:pStyle w:val="SourceCode"/>
       </w:pPr>
+      <w:r>
+        <w:t>; Remember, .rdata holds read-only data, and .text the instructions.</w:t>
+      </w:r>
     </w:p>
     <w:p>
       <w:pPr>
@@ -3018,7 +3035,7 @@
         <w:pStyle w:val="SourceCode"/>
       </w:pPr>
       <w:r>
-        <w:t>; sysconf, and statvfs.</w:t>
+        <w:t>; sysconf, and statvfs. Remember, extern pulls in C library functions.</w:t>
       </w:r>
     </w:p>
     <w:p>
@@ -3206,6 +3223,9 @@
       <w:pPr>
         <w:pStyle w:val="SourceCode"/>
       </w:pPr>
+      <w:r>
+        <w:t>; Remember, .rodata holds read-only data, and .text the instructions.</w:t>
+      </w:r>
     </w:p>
     <w:p>
       <w:pPr>
@@ -3443,15 +3463,15 @@
         <w:pStyle w:val="SourceCode"/>
       </w:pPr>
       <w:r>
-        <w:t>; Remember, the program starts at main; eax = 0 means success. One push</w:t>
-      </w:r>
-    </w:p>
-    <w:p>
-      <w:pPr>
-        <w:pStyle w:val="SourceCode"/>
-      </w:pPr>
-      <w:r>
-        <w:t>; keeps the stack aligned for every call.</w:t>
+        <w:t>; Remember, main starts; eax = 0 means success; push rbx keeps rbx for the</w:t>
+      </w:r>
+    </w:p>
+    <w:p>
+      <w:pPr>
+        <w:pStyle w:val="SourceCode"/>
+      </w:pPr>
+      <w:r>
+        <w:t>; caller and aligns the stack; xor eax, eax before printf: no xmm registers.</w:t>
       </w:r>
     </w:p>
     <w:p>
@@ -4339,7 +4359,6 @@
     <w:p>
       <w:pPr>
         <w:pStyle w:val="SourceCode"/>
-        <w:keepNext/>
       </w:pPr>
       <w:r>
         <w:t xml:space="preserve">    xor eax, eax</w:t>
@@ -4348,7 +4367,6 @@
     <w:p>
       <w:pPr>
         <w:pStyle w:val="SourceCode"/>
-        <w:keepNext/>
       </w:pPr>
       <w:r>
         <w:t xml:space="preserve">    pop rbx</w:t>
@@ -4357,6 +4375,7 @@
     <w:p>
       <w:pPr>
         <w:pStyle w:val="SourceCode"/>
+        <w:keepNext/>
       </w:pPr>
       <w:r>
         <w:t xml:space="preserve">    ret</w:t>
@@ -4364,6 +4383,29 @@
     </w:p>
     <w:p>
       <w:pPr>
+        <w:pStyle w:val="SourceCode"/>
+        <w:keepNext/>
+      </w:pPr>
+    </w:p>
+    <w:p>
+      <w:pPr>
+        <w:pStyle w:val="SourceCode"/>
+        <w:keepNext/>
+      </w:pPr>
+      <w:r>
+        <w:t>; Remember, this marks the stack as not executable, as Linux linkers expect.</w:t>
+      </w:r>
+    </w:p>
+    <w:p>
+      <w:pPr>
+        <w:pStyle w:val="SourceCode"/>
+      </w:pPr>
+      <w:r>
+        <w:t>section .note.GNU-stack noalloc noexec nowrite progbits</w:t>
+      </w:r>
+    </w:p>
+    <w:p>
+      <w:pPr>
         <w:keepNext/>
       </w:pPr>
     </w:p>
@@ -4672,7 +4714,13 @@
     </w:p>
     <w:p>
       <w:r>
-        <w:t>The production-minded version prints the same facts. It is also Lesson 2.15's rename utility, written with the same system functions. The proposed name, its limit, NAME_LIMIT, and the record file are named once. main makes every lookup before it prints anything and checks each return code: on a failure, rcx (rdi on Linux) gets the Error line, and .fail calls report_failure, which writes it on stderr, and returns 1, as in Lesson 2.11a. Then main tries to open spa-original-hostname.txt. With no record, it prints the Rename Plan with Standard original name from is_standard_name and, for a usable name, asks you to type yes through read_answer; on yes it checks IsUserAnAdmin (geteuid on Linux), writes the record with fopen, fprintf, and fclose, and renames with SetComputerNameExA (set_host_name runs hostnamectl on Linux). With a record, .restore prints the Restore Plan, asks again, sets the recorded name, calls pending_name_is, which reads the name waiting for the restart from the registry with RegGetValueA (on Linux, the name in use), and removes the record with remove once the recorded name is both pending and in use. After the rename, too, pending_name_is must confirm the new name before the program prints Pending host name.</w:t>
+        <w:t>The production-minded version prints the same facts. It is also Lesson 2.15's rename utility, written with the same system functions. The proposed name, its limit, NAME_LIMIT, and the record file are named once. main makes every lookup before it prints anything and checks each return code: on a failure, rcx (rdi on Linux) gets the Error line, and .fail calls report_failure, which writes it on stderr, and returns 1, as in Lesson 2.11a. Then main tries to open spa-original-hostname.txt. With no record, it pri</w:t>
+      </w:r>
+      <w:r>
+        <w:t>nts the Rename Plan with Standard original name from is_standard_name and, for a usable name, asks you to type yes through read_answer; on yes it checks IsUserAnAdmin (geteuid on Linux), writes the record with fopen, fprintf, and fclose, and renames with SetComputerNameExA (set_host_name runs hostnamectl on Linux). With a record, .restore prints the Restore Plan, asks again, sets the recorded name, calls pending_name_is, which reads the name waiting for the restart from the registry with RegGetValueA (on Li</w:t>
+      </w:r>
+      <w:r>
+        <w:t>nux, the name in use), and removes the record with remove once the recorded name is both pending and in use. After the rename, too, pending_name_is must confirm the new name before the program prints Pending host name.</w:t>
       </w:r>
     </w:p>
     <w:p>
@@ -5051,6 +5099,9 @@
       <w:pPr>
         <w:pStyle w:val="SourceCode"/>
       </w:pPr>
+      <w:r>
+        <w:t>; Remember, .rdata holds read-only data, and .text the instructions.</w:t>
+      </w:r>
     </w:p>
     <w:p>
       <w:pPr>
@@ -6063,39 +6114,39 @@
         <w:pStyle w:val="SourceCode"/>
       </w:pPr>
       <w:r>
-        <w:t>; Windows keeps the name waiting for the restart in two registry values:</w:t>
-      </w:r>
-    </w:p>
-    <w:p>
-      <w:pPr>
-        <w:pStyle w:val="SourceCode"/>
-      </w:pPr>
-      <w:r>
-        <w:t>; NV Hostname (the host name) and ComputerName (the older NetBIOS name).</w:t>
-      </w:r>
-    </w:p>
-    <w:p>
-      <w:pPr>
-        <w:pStyle w:val="SourceCode"/>
-      </w:pPr>
-      <w:r>
-        <w:t>; RegGetValueA reads one value and returns 0, ERROR_SUCCESS, when it</w:t>
-      </w:r>
-    </w:p>
-    <w:p>
-      <w:pPr>
-        <w:pStyle w:val="SourceCode"/>
-      </w:pPr>
-      <w:r>
-        <w:t>; worked; its fifth to seventh values go on the stack at [rsp + 32],</w:t>
-      </w:r>
-    </w:p>
-    <w:p>
-      <w:pPr>
-        <w:pStyle w:val="SourceCode"/>
-      </w:pPr>
-      <w:r>
-        <w:t>; [rsp + 40], and [rsp + 48]. rbx keeps the name across the calls.</w:t>
+        <w:t>; Windows keeps the waiting name in two registry (settings store) values,</w:t>
+      </w:r>
+    </w:p>
+    <w:p>
+      <w:pPr>
+        <w:pStyle w:val="SourceCode"/>
+      </w:pPr>
+      <w:r>
+        <w:t>; NV Hostname and ComputerName (the older NetBIOS name); rbx keeps the name.</w:t>
+      </w:r>
+    </w:p>
+    <w:p>
+      <w:pPr>
+        <w:pStyle w:val="SourceCode"/>
+      </w:pPr>
+      <w:r>
+        <w:t>; RegGetValueA (advapi32) reads one: root, key, value name, RRF_RT_REG_SZ, 0</w:t>
+      </w:r>
+    </w:p>
+    <w:p>
+      <w:pPr>
+        <w:pStyle w:val="SourceCode"/>
+      </w:pPr>
+      <w:r>
+        <w:t>; (no type report), buffer, &amp;pending_size; the last three at [rsp + 32/40/48].</w:t>
+      </w:r>
+    </w:p>
+    <w:p>
+      <w:pPr>
+        <w:pStyle w:val="SourceCode"/>
+      </w:pPr>
+      <w:r>
+        <w:t>; It returns 0 if it worked and rewrites the size, so it is reset to 256.</w:t>
       </w:r>
     </w:p>
     <w:p>
@@ -6745,15 +6796,15 @@
         <w:pStyle w:val="SourceCode"/>
       </w:pPr>
       <w:r>
-        <w:t>; for a letter or digit, isdigit for a digit; rbx walks the name, r12</w:t>
-      </w:r>
-    </w:p>
-    <w:p>
-      <w:pPr>
-        <w:pStyle w:val="SourceCode"/>
-      </w:pPr>
-      <w:r>
-        <w:t>; counts its characters, and r13 counts its digits.</w:t>
+        <w:t>; for a letter or digit, isdigit for a digit; rbx holds the name's address,</w:t>
+      </w:r>
+    </w:p>
+    <w:p>
+      <w:pPr>
+        <w:pStyle w:val="SourceCode"/>
+      </w:pPr>
+      <w:r>
+        <w:t>; r12 counts its characters (the next is [rbx + r12]), r13 its digits.</w:t>
       </w:r>
     </w:p>
     <w:p>
@@ -7102,23 +7153,23 @@
         <w:pStyle w:val="SourceCode"/>
       </w:pPr>
       <w:r>
-        <w:t>; Remember, the program starts at main; eax = 0 means success, 1 failure.</w:t>
-      </w:r>
-    </w:p>
-    <w:p>
-      <w:pPr>
-        <w:pStyle w:val="SourceCode"/>
-      </w:pPr>
-      <w:r>
-        <w:t>; r12 and r13 hold the two plan checks: 1 when the names differ, and 1</w:t>
-      </w:r>
-    </w:p>
-    <w:p>
-      <w:pPr>
-        <w:pStyle w:val="SourceCode"/>
-      </w:pPr>
-      <w:r>
-        <w:t>; when the proposed name is within the limit.</w:t>
+        <w:t>; Remember, main starts the program; eax = 0 means success, 1 failure. Push</w:t>
+      </w:r>
+    </w:p>
+    <w:p>
+      <w:pPr>
+        <w:pStyle w:val="SourceCode"/>
+      </w:pPr>
+      <w:r>
+        <w:t>; then pop in reverse; sub rsp, 32 is scratch space. r12 and r13 hold the</w:t>
+      </w:r>
+    </w:p>
+    <w:p>
+      <w:pPr>
+        <w:pStyle w:val="SourceCode"/>
+      </w:pPr>
+      <w:r>
+        <w:t>; plan checks: 1 when the names differ, and 1 when the name fits the limit.</w:t>
       </w:r>
     </w:p>
     <w:p>
@@ -7287,6 +7338,9 @@
       <w:pPr>
         <w:pStyle w:val="SourceCode"/>
       </w:pPr>
+      <w:r>
+        <w:t xml:space="preserve">    ; Remember, the record's size, 64, goes in its first field before the call.</w:t>
+      </w:r>
     </w:p>
     <w:p>
       <w:pPr>
@@ -7356,6 +7410,9 @@
       <w:pPr>
         <w:pStyle w:val="SourceCode"/>
       </w:pPr>
+      <w:r>
+        <w:t xml:space="preserve">    ; Remember, 0 asks about the disk that holds the current directory.</w:t>
+      </w:r>
     </w:p>
     <w:p>
       <w:pPr>
@@ -7441,6 +7498,9 @@
       <w:pPr>
         <w:pStyle w:val="SourceCode"/>
       </w:pPr>
+      <w:r>
+        <w:t xml:space="preserve">    ; Remember, mov edx reads the 4-byte CPU count; the sizes are 8 bytes.</w:t>
+      </w:r>
     </w:p>
     <w:p>
       <w:pPr>
@@ -7620,23 +7680,23 @@
         <w:pStyle w:val="SourceCode"/>
       </w:pPr>
       <w:r>
-        <w:t xml:space="preserve">    ; 0 when the file does not exist; fgets reads its one line into</w:t>
-      </w:r>
-    </w:p>
-    <w:p>
-      <w:pPr>
-        <w:pStyle w:val="SourceCode"/>
-      </w:pPr>
-      <w:r>
-        <w:t xml:space="preserve">    ; original, and fclose closes it (Chapter 3, Lesson 3.1: Create File,</w:t>
-      </w:r>
-    </w:p>
-    <w:p>
-      <w:pPr>
-        <w:pStyle w:val="SourceCode"/>
-      </w:pPr>
-      <w:r>
-        <w:t xml:space="preserve">    ; teaches files fully). rbx keeps the handle across the calls.</w:t>
+        <w:t xml:space="preserve">    ; 0 when the file does not exist; fgets reads its one line into original,</w:t>
+      </w:r>
+    </w:p>
+    <w:p>
+      <w:pPr>
+        <w:pStyle w:val="SourceCode"/>
+      </w:pPr>
+      <w:r>
+        <w:t xml:space="preserve">    ; and fclose closes it (Volume 1, Chapter 3, Lesson 3.1a: Create File</w:t>
+      </w:r>
+    </w:p>
+    <w:p>
+      <w:pPr>
+        <w:pStyle w:val="SourceCode"/>
+      </w:pPr>
+      <w:r>
+        <w:t xml:space="preserve">    ; EXTENDED, teaches files fully). rbx keeps the handle across calls.</w:t>
       </w:r>
     </w:p>
     <w:p>
@@ -10309,6 +10369,9 @@
       <w:pPr>
         <w:pStyle w:val="SourceCode"/>
       </w:pPr>
+      <w:r>
+        <w:t>; Remember, .rodata holds read-only data, and .text the instructions.</w:t>
+      </w:r>
     </w:p>
     <w:p>
       <w:pPr>
@@ -11284,23 +11347,23 @@
         <w:pStyle w:val="SourceCode"/>
       </w:pPr>
       <w:r>
-        <w:t>; Rename-Computer and Settings accept only such names. isalnum is nonzero</w:t>
-      </w:r>
-    </w:p>
-    <w:p>
-      <w:pPr>
-        <w:pStyle w:val="SourceCode"/>
-      </w:pPr>
-      <w:r>
-        <w:t>; for a letter or digit, isdigit for a digit; rbx walks the name, r12</w:t>
-      </w:r>
-    </w:p>
-    <w:p>
-      <w:pPr>
-        <w:pStyle w:val="SourceCode"/>
-      </w:pPr>
-      <w:r>
-        <w:t>; counts its characters, and r13 counts its digits.</w:t>
+        <w:t>; Windows' Rename-Computer and Settings accept only such names. isalnum is</w:t>
+      </w:r>
+    </w:p>
+    <w:p>
+      <w:pPr>
+        <w:pStyle w:val="SourceCode"/>
+      </w:pPr>
+      <w:r>
+        <w:t>; nonzero for a letter or digit, isdigit for a digit; rbx holds the name's</w:t>
+      </w:r>
+    </w:p>
+    <w:p>
+      <w:pPr>
+        <w:pStyle w:val="SourceCode"/>
+      </w:pPr>
+      <w:r>
+        <w:t>; address, r12 counts its characters (the next is [rbx + r12]), r13 its digits.</w:t>
       </w:r>
     </w:p>
     <w:p>
@@ -11782,23 +11845,23 @@
         <w:pStyle w:val="SourceCode"/>
       </w:pPr>
       <w:r>
-        <w:t>; Remember, the program starts at main; eax = 0 means success, 1 failure.</w:t>
-      </w:r>
-    </w:p>
-    <w:p>
-      <w:pPr>
-        <w:pStyle w:val="SourceCode"/>
-      </w:pPr>
-      <w:r>
-        <w:t>; r12 and r13 hold the two plan checks: 1 when the names differ, and 1</w:t>
-      </w:r>
-    </w:p>
-    <w:p>
-      <w:pPr>
-        <w:pStyle w:val="SourceCode"/>
-      </w:pPr>
-      <w:r>
-        <w:t>; when the proposed name is within the limit.</w:t>
+        <w:t>; Remember, main starts the program; eax = 0 means success, 1 failure. Push</w:t>
+      </w:r>
+    </w:p>
+    <w:p>
+      <w:pPr>
+        <w:pStyle w:val="SourceCode"/>
+      </w:pPr>
+      <w:r>
+        <w:t>; then pop in reverse; xor eax, eax before printf: no xmm registers. r12 and</w:t>
+      </w:r>
+    </w:p>
+    <w:p>
+      <w:pPr>
+        <w:pStyle w:val="SourceCode"/>
+      </w:pPr>
+      <w:r>
+        <w:t>; r13 hold the plan checks: 1 when the names differ, 1 when the name fits.</w:t>
       </w:r>
     </w:p>
     <w:p>
@@ -11946,6 +12009,9 @@
       <w:pPr>
         <w:pStyle w:val="SourceCode"/>
       </w:pPr>
+      <w:r>
+        <w:t xml:space="preserve">    ; Remember, sysconf answers by number; rbx keeps the page count.</w:t>
+      </w:r>
     </w:p>
     <w:p>
       <w:pPr>
@@ -12188,6 +12254,9 @@
       <w:pPr>
         <w:pStyle w:val="SourceCode"/>
       </w:pPr>
+      <w:r>
+        <w:t xml:space="preserve">    ; Remember, a disk size is a block count times the block size.</w:t>
+      </w:r>
     </w:p>
     <w:p>
       <w:pPr>
@@ -12455,23 +12524,23 @@
         <w:pStyle w:val="SourceCode"/>
       </w:pPr>
       <w:r>
-        <w:t xml:space="preserve">    ; 0 when the file does not exist; fgets reads its one line into</w:t>
-      </w:r>
-    </w:p>
-    <w:p>
-      <w:pPr>
-        <w:pStyle w:val="SourceCode"/>
-      </w:pPr>
-      <w:r>
-        <w:t xml:space="preserve">    ; original, and fclose closes it (Chapter 3, Lesson 3.1: Create File,</w:t>
-      </w:r>
-    </w:p>
-    <w:p>
-      <w:pPr>
-        <w:pStyle w:val="SourceCode"/>
-      </w:pPr>
-      <w:r>
-        <w:t xml:space="preserve">    ; teaches files fully). rbx keeps the handle across the calls.</w:t>
+        <w:t xml:space="preserve">    ; 0 when the file does not exist; fgets reads its one line into original,</w:t>
+      </w:r>
+    </w:p>
+    <w:p>
+      <w:pPr>
+        <w:pStyle w:val="SourceCode"/>
+      </w:pPr>
+      <w:r>
+        <w:t xml:space="preserve">    ; and fclose closes it (Volume 1, Chapter 3, Lesson 3.1a: Create File</w:t>
+      </w:r>
+    </w:p>
+    <w:p>
+      <w:pPr>
+        <w:pStyle w:val="SourceCode"/>
+      </w:pPr>
+      <w:r>
+        <w:t xml:space="preserve">    ; EXTENDED, teaches files fully). rbx keeps the handle across calls.</w:t>
       </w:r>
     </w:p>
     <w:p>
@@ -14914,7 +14983,6 @@
     <w:p>
       <w:pPr>
         <w:pStyle w:val="SourceCode"/>
-        <w:keepNext/>
       </w:pPr>
       <w:r>
         <w:t xml:space="preserve">    pop r12</w:t>
@@ -14923,7 +14991,6 @@
     <w:p>
       <w:pPr>
         <w:pStyle w:val="SourceCode"/>
-        <w:keepNext/>
       </w:pPr>
       <w:r>
         <w:t xml:space="preserve">    pop rbx</w:t>
@@ -14932,6 +14999,7 @@
     <w:p>
       <w:pPr>
         <w:pStyle w:val="SourceCode"/>
+        <w:keepNext/>
       </w:pPr>
       <w:r>
         <w:t xml:space="preserve">    ret</w:t>
@@ -14939,6 +15007,29 @@
     </w:p>
     <w:p>
       <w:pPr>
+        <w:pStyle w:val="SourceCode"/>
+        <w:keepNext/>
+      </w:pPr>
+    </w:p>
+    <w:p>
+      <w:pPr>
+        <w:pStyle w:val="SourceCode"/>
+        <w:keepNext/>
+      </w:pPr>
+      <w:r>
+        <w:t>; Remember, this marks the stack as not executable, as Linux linkers expect.</w:t>
+      </w:r>
+    </w:p>
+    <w:p>
+      <w:pPr>
+        <w:pStyle w:val="SourceCode"/>
+      </w:pPr>
+      <w:r>
+        <w:t>section .note.GNU-stack noalloc noexec nowrite progbits</w:t>
+      </w:r>
+    </w:p>
+    <w:p>
+      <w:pPr>
         <w:keepNext/>
       </w:pPr>
     </w:p>
@@ -15021,7 +15112,10 @@
         <w:keepNext/>
       </w:pPr>
       <w:r>
-        <w:t>The Windows program shows these lines; the Linux program prints Operating system: Linux instead of Windows, with Linux's own values. Your screen must show these lines, with the same spelling, spacing, and capitalization. The host name, CPU, memory, and disk lines show this sample computer's values, WORKSTATION-07 with 8 CPUs; your screen shows your own computer's values. At the prompt, type no and press Enter. After the run, $LASTEXITCODE (echo $? on Linux) prints the exit code: 0. The lines are the Basic version's plus two: Standard original name, and the prompt with your answer.</w:t>
+        <w:t>The Windows program shows these lines; the Linux program prints Operating system: Linux instead of Windows, with Linux's own values. Your screen must show these lines, with the same spelling, spacing, and capitalization. The host name, CPU, memory, and disk lines show this sample computer's values, WORKSTATION-07 with 8 CPUs; your screen shows your own computer's values. At the prompt, type no and press Enter. After the run, $LASTEXITCODE (echo $? on Linux) prints the exit code: 0. The lines are the Basic v</w:t>
+      </w:r>
+      <w:r>
+        <w:t>ersion's plus two: Standard original name, and the prompt with your answer.</w:t>
       </w:r>
     </w:p>
     <w:p>
@@ -15281,7 +15375,10 @@
     </w:p>
     <w:p>
       <w:r>
-        <w:t>Both versions read the same host facts, print not available for any the program cannot read, and check the proposed name. The Basic version writes each step out in main and changes nothing. The Production-Minded version names the proposed name and its limit once, and makes and checks every lookup before it prints anything, the way Lesson 2.11a taught. It is also the rename utility: it renames only after you type yes with administrator rights, records the original first, checks the pending name after every change, and restores the original on a later run.</w:t>
+        <w:t>Both versions read the same host facts, print not available for any the program cannot read, and check the proposed name. The Basic version writes each step out in main and changes nothing. The Production-Minded version names the proposed name and its limit once, and makes and checks every lookup before it prints anything, the way Lesson 2.11a taught. It is also the rename utility: it renames only after you type yes with administrator rights, records the original first, checks the pending name after every c</w:t>
+      </w:r>
+      <w:r>
+        <w:t>hange, and restores the original on a later run.</w:t>
       </w:r>
     </w:p>
     <w:p>
@@ -16501,7 +16598,7 @@
         <w:pStyle w:val="SourceCode"/>
       </w:pPr>
       <w:r>
-        <w:t xml:space="preserve">    // The rename plan only records and checks; it changes nothing.</w:t>
+        <w:t xml:space="preserve">    // The plan only checks: with no recorded original, nothing is renamed.</w:t>
       </w:r>
     </w:p>
     <w:p>
@@ -16949,7 +17046,10 @@
     </w:p>
     <w:p>
       <w:r>
-        <w:t>Erlang reads the host name with inet:gethostname, which always returns {ok, Name}: its documentation says it never fails. It names the system with os:type, which returns a tuple such as {win32, nt} or {unix, linux}, and counts the CPUs with erlang:system_info(logical_processors), which returns a number or the atom unknown. Its standard modules have no simple function for the memory or disk sizes: the os_mon application can measure them, but it starts background services of its own, which this lesson does not need, so the Erlang programs print not available for those lines.</w:t>
+        <w:t>Erlang reads the host name with inet:gethostname, which always returns {ok, Name}: its documentation says it never fails. It names the system with os:type, which returns a tuple such as {win32, nt} or {unix, linux}, and counts the CPUs with erlang:system_info(logical_processors), which returns a number or the atom unknown. Its standard modules have no simple function for the memory or disk sizes: the os_mon application can measure them, but it starts background services of its own, which this lesson does no</w:t>
+      </w:r>
+      <w:r>
+        <w:t>t need, so the Erlang programs print not available for those lines.</w:t>
       </w:r>
     </w:p>
     <w:p>
@@ -17827,7 +17927,13 @@
     </w:p>
     <w:p>
       <w:r>
-        <w:t>The production-minded version prints the same facts. It is also Lesson 2.15's rename utility. The proposed name, its limit, and the record file are named once in -define macros, and os_family returns the family. main matches inet:gethostname's {ok, Name}, the only shape it returns, and checks the CPU count's number or unknown before it prints anything. Then file:read_file looks for spa-original-hostname.txt: with none, plan_rename prints the Rename Plan with Standard original name from is_standard_name and, for a usable name, rename_host asks you to type yes, checks is_administrator, writes the record with file:write_file, and calls set_host_name; with a record, restore_host prints the Restore Plan, asks again, sets the recorded name, checks with pending_name_is, which reads the registry's pending names through PowerShell (on Linux, the name in use), and removes the record with file:delete once the recorded name is both pending and in use; pending_name_is also confirms the new name after the rename. On a failure, fail prints one Error line on stderr and calls init:stop(1), as in Lesson 2.11a. Remember, init:stop(1) lets every printed line reach the screen before exit code 1, so fail is always the last thing done.</w:t>
+        <w:t>The production-minded version prints the same facts. It is also Lesson 2.15's rename utility. The proposed name, its limit, and the record file are named once in -define macros, and os_family returns the family. main matches inet:gethostname's {ok, Name}, the only shape it returns, and checks the CPU count's number or unknown before it prints anything. Then file:read_file looks for spa-original-hostname.txt: with none, plan_rename prints the Rename Plan with Standard original name from is_standard_name and,</w:t>
+      </w:r>
+      <w:r>
+        <w:t xml:space="preserve"> for a usable name, rename_host asks you to type yes, checks is_administrator, writes the record with file:write_file, and calls set_host_name; with a record, restore_host prints the Restore Plan, asks again, sets the recorded name, checks with pending_name_is, which reads the registry's pending names through PowerShell (on Linux, the name in use), and removes the record with file:delete once the recorded name is both pending and in use; pending_name_is also confirms the new name after the rename. On a fail</w:t>
+      </w:r>
+      <w:r>
+        <w:t>ure, fail prints one Error line on stderr and calls init:stop(1), as in Lesson 2.11a. Remember, init:stop(1) lets every printed line reach the screen before exit code 1, so fail is always the last thing done.</w:t>
       </w:r>
     </w:p>
     <w:p>
@@ -18302,31 +18408,31 @@
         <w:pStyle w:val="SourceCode"/>
       </w:pPr>
       <w:r>
-        <w:t>%% its printed text. On Windows, net session works only in a terminal</w:t>
-      </w:r>
-    </w:p>
-    <w:p>
-      <w:pPr>
-        <w:pStyle w:val="SourceCode"/>
-      </w:pPr>
-      <w:r>
-        <w:t>%% opened with Run as administrator, and &amp;&amp; prints yes only after it</w:t>
-      </w:r>
-    </w:p>
-    <w:p>
-      <w:pPr>
-        <w:pStyle w:val="SourceCode"/>
-      </w:pPr>
-      <w:r>
-        <w:t>%% worked; elsewhere, id -u prints 0 for root, which sudo gives.</w:t>
-      </w:r>
-    </w:p>
-    <w:p>
-      <w:pPr>
-        <w:pStyle w:val="SourceCode"/>
-      </w:pPr>
-      <w:r>
-        <w:t>%% string:trim removes the line ending.</w:t>
+        <w:t>%% its printed text; on Windows, cmd.exe (the Command Prompt) runs it.</w:t>
+      </w:r>
+    </w:p>
+    <w:p>
+      <w:pPr>
+        <w:pStyle w:val="SourceCode"/>
+      </w:pPr>
+      <w:r>
+        <w:t>%% net session works only in a terminal opened with Run as administrator.</w:t>
+      </w:r>
+    </w:p>
+    <w:p>
+      <w:pPr>
+        <w:pStyle w:val="SourceCode"/>
+      </w:pPr>
+      <w:r>
+        <w:t>%% &gt;nul 2&gt;&amp;1 throws away all it prints, and &amp;&amp; prints yes only if it worked.</w:t>
+      </w:r>
+    </w:p>
+    <w:p>
+      <w:pPr>
+        <w:pStyle w:val="SourceCode"/>
+      </w:pPr>
+      <w:r>
+        <w:t>%% Elsewhere, id -u prints 0 for root (sudo); string:trim cuts the line end.</w:t>
       </w:r>
     </w:p>
     <w:p>
@@ -18403,47 +18509,47 @@
         <w:pStyle w:val="SourceCode"/>
       </w:pPr>
       <w:r>
-        <w:t>%% Sets the host name; returns true when the system accepted it. Erlang</w:t>
-      </w:r>
-    </w:p>
-    <w:p>
-      <w:pPr>
-        <w:pStyle w:val="SourceCode"/>
-      </w:pPr>
-      <w:r>
-        <w:t>%% cannot call Windows' functions, so on Windows os:cmd runs PowerShell,</w:t>
-      </w:r>
-    </w:p>
-    <w:p>
-      <w:pPr>
-        <w:pStyle w:val="SourceCode"/>
-      </w:pPr>
-      <w:r>
-        <w:t>%% whose Invoke-CimMethod calls the Rename method of Win32_ComputerSystem</w:t>
-      </w:r>
-    </w:p>
-    <w:p>
-      <w:pPr>
-        <w:pStyle w:val="SourceCode"/>
-      </w:pPr>
-      <w:r>
-        <w:t>%% and prints its ReturnValue, 0 for success; Windows uses the new name</w:t>
-      </w:r>
-    </w:p>
-    <w:p>
-      <w:pPr>
-        <w:pStyle w:val="SourceCode"/>
-      </w:pPr>
-      <w:r>
-        <w:t>%% after a restart. On Linux, hostnamectl sets the name at once and saves</w:t>
-      </w:r>
-    </w:p>
-    <w:p>
-      <w:pPr>
-        <w:pStyle w:val="SourceCode"/>
-      </w:pPr>
-      <w:r>
-        <w:t>%% it, and &amp;&amp; prints ok only after it worked.</w:t>
+        <w:t>%% Sets the host name; true if the system accepted it. Texts side by side join</w:t>
+      </w:r>
+    </w:p>
+    <w:p>
+      <w:pPr>
+        <w:pStyle w:val="SourceCode"/>
+      </w:pPr>
+      <w:r>
+        <w:t>%% into one. Windows: os:cmd runs PowerShell (-NoProfile: no startup script);</w:t>
+      </w:r>
+    </w:p>
+    <w:p>
+      <w:pPr>
+        <w:pStyle w:val="SourceCode"/>
+      </w:pPr>
+      <w:r>
+        <w:t>%% $ErrorActionPreference = 'Stop' makes any error end it; Invoke-CimMethod</w:t>
+      </w:r>
+    </w:p>
+    <w:p>
+      <w:pPr>
+        <w:pStyle w:val="SourceCode"/>
+      </w:pPr>
+      <w:r>
+        <w:t>%% calls Rename on Win32_ComputerSystem with @{Name='...'} (name = value) and</w:t>
+      </w:r>
+    </w:p>
+    <w:p>
+      <w:pPr>
+        <w:pStyle w:val="SourceCode"/>
+      </w:pPr>
+      <w:r>
+        <w:t>%% prints ReturnValue, 0 for success, used after a restart. Linux: hostnamectl</w:t>
+      </w:r>
+    </w:p>
+    <w:p>
+      <w:pPr>
+        <w:pStyle w:val="SourceCode"/>
+      </w:pPr>
+      <w:r>
+        <w:t>%% sets the name at once, and &amp;&amp; prints ok only after it worked.</w:t>
       </w:r>
     </w:p>
     <w:p>
@@ -18568,55 +18674,55 @@
         <w:pStyle w:val="SourceCode"/>
       </w:pPr>
       <w:r>
-        <w:t>%% Returns true when ExpectedName is the host name the system will use from now</w:t>
-      </w:r>
-    </w:p>
-    <w:p>
-      <w:pPr>
-        <w:pStyle w:val="SourceCode"/>
-      </w:pPr>
-      <w:r>
-        <w:t>%% on. Windows keeps the name waiting for the restart in two registry</w:t>
-      </w:r>
-    </w:p>
-    <w:p>
-      <w:pPr>
-        <w:pStyle w:val="SourceCode"/>
-      </w:pPr>
-      <w:r>
-        <w:t>%% values, NV Hostname (the host name) and ComputerName (the older NetBIOS</w:t>
-      </w:r>
-    </w:p>
-    <w:p>
-      <w:pPr>
-        <w:pStyle w:val="SourceCode"/>
-      </w:pPr>
-      <w:r>
-        <w:t>%% name); PowerShell's Get-ItemProperty prints each on its own line, and</w:t>
-      </w:r>
-    </w:p>
-    <w:p>
-      <w:pPr>
-        <w:pStyle w:val="SourceCode"/>
-      </w:pPr>
-      <w:r>
-        <w:t>%% string:lexemes splits them. Linux applies a new name at once, so the</w:t>
-      </w:r>
-    </w:p>
-    <w:p>
-      <w:pPr>
-        <w:pStyle w:val="SourceCode"/>
-      </w:pPr>
-      <w:r>
-        <w:t>%% current name is checked. string:equal(A, B, true) ignores</w:t>
-      </w:r>
-    </w:p>
-    <w:p>
-      <w:pPr>
-        <w:pStyle w:val="SourceCode"/>
-      </w:pPr>
-      <w:r>
-        <w:t>%% capitalization.</w:t>
+        <w:t>%% Returns true when ExpectedName is the name the system will use from now</w:t>
+      </w:r>
+    </w:p>
+    <w:p>
+      <w:pPr>
+        <w:pStyle w:val="SourceCode"/>
+      </w:pPr>
+      <w:r>
+        <w:t>%% on. Windows keeps the waiting name in two registry values, NV Hostname</w:t>
+      </w:r>
+    </w:p>
+    <w:p>
+      <w:pPr>
+        <w:pStyle w:val="SourceCode"/>
+      </w:pPr>
+      <w:r>
+        <w:t>%% (the host name) and ComputerName (the older NetBIOS name); Get-ItemProperty</w:t>
+      </w:r>
+    </w:p>
+    <w:p>
+      <w:pPr>
+        <w:pStyle w:val="SourceCode"/>
+      </w:pPr>
+      <w:r>
+        <w:t>%% reads each under HKLM:, the HKEY_LOCAL_MACHINE root, onto its own line.</w:t>
+      </w:r>
+    </w:p>
+    <w:p>
+      <w:pPr>
+        <w:pStyle w:val="SourceCode"/>
+      </w:pPr>
+      <w:r>
+        <w:t>%% string:lexemes cuts the text at each line end, [$\r, $\n] or $\n, and drops</w:t>
+      </w:r>
+    </w:p>
+    <w:p>
+      <w:pPr>
+        <w:pStyle w:val="SourceCode"/>
+      </w:pPr>
+      <w:r>
+        <w:t>%% empty pieces, so two names make a list of two. Linux applies a name at</w:t>
+      </w:r>
+    </w:p>
+    <w:p>
+      <w:pPr>
+        <w:pStyle w:val="SourceCode"/>
+      </w:pPr>
+      <w:r>
+        <w:t>%% once, so the name in use is checked, ignoring capitalization.</w:t>
       </w:r>
     </w:p>
     <w:p>
@@ -18858,15 +18964,15 @@
         <w:pStyle w:val="SourceCode"/>
       </w:pPr>
       <w:r>
-        <w:t>%% Records the original name, then renames. Remember, andalso stops at the</w:t>
-      </w:r>
-    </w:p>
-    <w:p>
-      <w:pPr>
-        <w:pStyle w:val="SourceCode"/>
-      </w:pPr>
-      <w:r>
-        <w:t>%% first false, so each step runs only after the one before it worked.</w:t>
+        <w:t>%% Asks for yes and checks the rights; only then does record_and_rename</w:t>
+      </w:r>
+    </w:p>
+    <w:p>
+      <w:pPr>
+        <w:pStyle w:val="SourceCode"/>
+      </w:pPr>
+      <w:r>
+        <w:t>%% record the original name and rename. Otherwise nothing changes.</w:t>
       </w:r>
     </w:p>
     <w:p>
@@ -18999,23 +19105,23 @@
         <w:pStyle w:val="SourceCode"/>
       </w:pPr>
       <w:r>
-        <w:t>%% returning ok (Chapter 3, Lesson 3.1: Create File, teaches files fully);</w:t>
-      </w:r>
-    </w:p>
-    <w:p>
-      <w:pPr>
-        <w:pStyle w:val="SourceCode"/>
-      </w:pPr>
-      <w:r>
-        <w:t>%% the option exclusive makes it fail if the file already exists, so a</w:t>
-      </w:r>
-    </w:p>
-    <w:p>
-      <w:pPr>
-        <w:pStyle w:val="SourceCode"/>
-      </w:pPr>
-      <w:r>
-        <w:t>%% record is never overwritten.</w:t>
+        <w:t>%% returning ok (Volume 1, Chapter 3, Lesson 3.1a: Create File EXTENDED,</w:t>
+      </w:r>
+    </w:p>
+    <w:p>
+      <w:pPr>
+        <w:pStyle w:val="SourceCode"/>
+      </w:pPr>
+      <w:r>
+        <w:t>%% teaches files fully); the option exclusive makes it fail if the file</w:t>
+      </w:r>
+    </w:p>
+    <w:p>
+      <w:pPr>
+        <w:pStyle w:val="SourceCode"/>
+      </w:pPr>
+      <w:r>
+        <w:t>%% already exists, so a record is never overwritten.</w:t>
       </w:r>
     </w:p>
     <w:p>
@@ -19071,7 +19177,7 @@
         <w:pStyle w:val="SourceCode"/>
       </w:pPr>
       <w:r>
-        <w:t xml:space="preserve">            %% Verify: the new name must be the one waiting for the restart.</w:t>
+        <w:t xml:space="preserve">            %% Verify. Remember, andalso skips the check when Renamed is false.</w:t>
       </w:r>
     </w:p>
     <w:p>
@@ -19494,7 +19600,7 @@
         <w:pStyle w:val="SourceCode"/>
       </w:pPr>
       <w:r>
-        <w:t>%% file:delete deletes a file and returns ok.</w:t>
+        <w:t>%% Sets the recorded name and verifies it; file:delete returns ok or {error, _}.</w:t>
       </w:r>
     </w:p>
     <w:p>
@@ -20619,7 +20725,10 @@
     </w:p>
     <w:p>
       <w:r>
-        <w:t>Both versions read the same host facts, print not available for any the program cannot read, and check the proposed name. The Basic version writes each step out in main and changes nothing. The Production-Minded version names the proposed name and its limit once, puts the family in os_family, and checks the CPU count before it prints anything, the way Lesson 2.11a taught. It is also the rename utility: it renames only after you type yes with administrator rights, records the original first, checks the pending name after every change, and restores the original on a later run.</w:t>
+        <w:t>Both versions read the same host facts, print not available for any the program cannot read, and check the proposed name. The Basic version writes each step out in main and changes nothing. The Production-Minded version names the proposed name and its limit once, puts the family in os_family, and checks the CPU count before it prints anything, the way Lesson 2.11a taught. It is also the rename utility: it renames only after you type yes with administrator rights, records the original first, checks the pendi</w:t>
+      </w:r>
+      <w:r>
+        <w:t>ng name after every change, and restores the original on a later run.</w:t>
       </w:r>
     </w:p>
     <w:p>
@@ -20647,7 +20756,10 @@
     </w:p>
     <w:p>
       <w:r>
-        <w:t>A contract has no host. On a real chain, the same contract runs on thousands of computers, and every one of them must reach exactly the same result, so Solidity gives a contract no way to ask which machine it is on, how many CPUs it has, or how much memory. Foundry's cheatcodes add no host facts either. vm.ffi could run the hostname command, but it runs any command at all, so Foundry keeps it switched off, and this lesson leaves it off. The script therefore prints not available for every fact, and unknown for the name comparison.</w:t>
+        <w:t>A contract has no host. On a real chain, the same contract runs on thousands of computers, and every one of them must reach exactly the same result, so Solidity gives a contract no way to ask which machine it is on, how many CPUs it has, or how much memory. Foundry's cheatcodes add no host facts either. vm.ffi could run the hostname command, but it runs any command at all, so Foundry keeps it switched off, and this lesson leaves it off. The script therefore prints not available for every fact, and unknown f</w:t>
+      </w:r>
+      <w:r>
+        <w:t>or the name comparison.</w:t>
       </w:r>
     </w:p>
     <w:p>
@@ -21605,7 +21717,7 @@
         <w:pStyle w:val="SourceCode"/>
       </w:pPr>
       <w:r>
-        <w:t xml:space="preserve">        // The rename plan only records and checks; it changes nothing.</w:t>
+        <w:t xml:space="preserve">        // The plan only checks: with no recorded original, nothing is renamed.</w:t>
       </w:r>
     </w:p>
     <w:p>
@@ -22356,7 +22468,10 @@
         <w:keepNext/>
       </w:pPr>
       <w:r>
-        <w:t>The Production-Minded program shows these lines when you type no at its prompt, and ends with exit code 0; the Basic program shows them without Standard original name and the prompt. The host name, CPU, memory, and disk lines show this sample computer's values, WORKSTATION-07 with 8 CPUs; your screen shows your own computer's values. These are the Windows Assembly program's lines; each language's section shows its own not available lines, the Linux Assembly program prints Operating system: Linux, and Rust and Solidity, which offer no rename, print neither extra line.</w:t>
+        <w:t>The Production-Minded program shows these lines when you type no at its prompt, and ends with exit code 0; the Basic program shows them without Standard original name and the prompt. The host name, CPU, memory, and disk lines show this sample computer's values, WORKSTATION-07 with 8 CPUs; your screen shows your own computer's values. These are the Windows Assembly program's lines; each language's section shows its own not available lines, the Linux Assembly program prints Operating system: Linux, and Rust a</w:t>
+      </w:r>
+      <w:r>
+        <w:t>nd Solidity, which offer no rename, print neither extra line.</w:t>
       </w:r>
     </w:p>
     <w:p>
@@ -23354,7 +23469,10 @@
     </w:p>
     <w:p>
       <w:r>
-        <w:t>Assembly reached every host fact by calling the system's own functions and reading the records they fill, exactly as C does underneath. Rust and Erlang read only what their standard libraries offer and printed not available for the rest, and Solidity, whose contracts must reach the same result on every computer, read nothing at all. The Assembly and Erlang programs became Lesson 2.15's rename utility, changing nothing without your yes and restoring from their record, while Rust and Solidity, which cannot record the original, stopped at the plan and said unknown instead of guessing. Lesson 2.16a turns to network adapters: reading their addresses with the same careful workflow.</w:t>
+        <w:t>Assembly reached every host fact by calling the system's own functions and reading the records they fill, exactly as C does underneath. Rust and Erlang read only what their standard libraries offer and printed not available for the rest, and Solidity, whose contracts must reach the same result on every computer, read nothing at all. The Assembly and Erlang programs became Lesson 2.15's rename utility, changing nothing without your yes and restoring from their record, while Rust and Solidity, which cannot re</w:t>
+      </w:r>
+      <w:r>
+        <w:t>cord the original, stopped at the plan and said unknown instead of guessing. Lesson 2.16a turns to network adapters: reading their addresses with the same careful workflow.</w:t>
       </w:r>
     </w:p>
     <w:sectPr>
@@ -23540,31 +23658,31 @@
       </w:rPr>
     </w:lvl>
   </w:abstractNum>
-  <w:num w:numId="1" w16cid:durableId="1389644000">
+  <w:num w:numId="1" w16cid:durableId="1416129180">
     <w:abstractNumId w:val="8"/>
   </w:num>
-  <w:num w:numId="2" w16cid:durableId="976109989">
+  <w:num w:numId="2" w16cid:durableId="1339767988">
     <w:abstractNumId w:val="6"/>
   </w:num>
-  <w:num w:numId="3" w16cid:durableId="978606484">
+  <w:num w:numId="3" w16cid:durableId="930047705">
     <w:abstractNumId w:val="5"/>
   </w:num>
-  <w:num w:numId="4" w16cid:durableId="2089181971">
+  <w:num w:numId="4" w16cid:durableId="287201764">
     <w:abstractNumId w:val="4"/>
   </w:num>
-  <w:num w:numId="5" w16cid:durableId="1690376946">
+  <w:num w:numId="5" w16cid:durableId="472722751">
     <w:abstractNumId w:val="7"/>
   </w:num>
-  <w:num w:numId="6" w16cid:durableId="1579289170">
+  <w:num w:numId="6" w16cid:durableId="1174536481">
     <w:abstractNumId w:val="3"/>
   </w:num>
-  <w:num w:numId="7" w16cid:durableId="1837303609">
+  <w:num w:numId="7" w16cid:durableId="1823227596">
     <w:abstractNumId w:val="2"/>
   </w:num>
-  <w:num w:numId="8" w16cid:durableId="1854882163">
+  <w:num w:numId="8" w16cid:durableId="1812751932">
     <w:abstractNumId w:val="1"/>
   </w:num>
-  <w:num w:numId="9" w16cid:durableId="63265393">
+  <w:num w:numId="9" w16cid:durableId="400102777">
     <w:abstractNumId w:val="0"/>
   </w:num>
 </w:numbering>
